--- a/user_guides/individual_programs/bpm_analyzer/BPM_Analyzer_User_Guide.docx
+++ b/user_guides/individual_programs/bpm_analyzer/BPM_Analyzer_User_Guide.docx
@@ -180,7 +180,7 @@
         <w:t xml:space="preserve">Workers: </w:t>
       </w:r>
       <w:r>
-        <w:t>Controls the maximum worker count and must be at least 1. The default is 4.</w:t>
+        <w:t>Controls the maximum worker count and must be at least 1. The default is one worker per logical CPU, capped at 8.</w:t>
       </w:r>
     </w:p>
     <w:p>

--- a/user_guides/individual_programs/bpm_analyzer/BPM_Analyzer_User_Guide.docx
+++ b/user_guides/individual_programs/bpm_analyzer/BPM_Analyzer_User_Guide.docx
@@ -410,7 +410,7 @@
     </w:p>
     <w:p>
       <w:r>
-        <w:t>The command accepts --bpm-min, --bpm-max, --duration, --parallel/--no-parallel, --workers, the shared dry-run option, and --json. It reports processed, skipped, errors, and elapsed time in text mode.</w:t>
+        <w:t>The command accepts --bpm-min, --bpm-max, --duration, --parallel/--no-parallel, --workers, the shared dry-run option, and --json. It reports processed, skipped, errors, and elapsed time in text mode. JSON mode returns the same counts as top-level fields plus skipped_files, one record per refused file with its filename, reason, and onset_periodicity score (null when no tempo estimate existed), and error_files, one record per failed file with its filename, reason, and error_type.</w:t>
       </w:r>
     </w:p>
     <w:p>

--- a/user_guides/individual_programs/bpm_analyzer/BPM_Analyzer_User_Guide.docx
+++ b/user_guides/individual_programs/bpm_analyzer/BPM_Analyzer_User_Guide.docx
@@ -207,7 +207,7 @@
     </w:p>
     <w:p>
       <w:r>
-        <w:t>For each file, librosa loads mono audio for the configured maximum duration using its beat tracker. The signal is upcast to float64 for the tool's internal processing. The raw tempo estimate is then normalized to a scalar, octave-corrected by doubling or halving when possible, rounded to an integer, and hard-clamped to the requested range.</w:t>
+        <w:t>For each file, librosa loads mono audio for the configured maximum duration using its beat tracker. The signal is upcast to float64 for the tool's internal processing. The raw tempo estimate is then normalized to a scalar, octave-corrected by doubling or halving only when the folded level carries a pulse of its own, and rounded to an integer.</w:t>
       </w:r>
     </w:p>
     <w:p>
@@ -221,7 +221,7 @@
         <w:t xml:space="preserve">Outside-range tempo: </w:t>
       </w:r>
       <w:r>
-        <w:t>The result is constrained to the nearest configured boundary when octave correction cannot place it inside the range.</w:t>
+        <w:t>A measured tempo outside the configured range is tagged as measured, and its line says so, for example BPM 60 (outside 75-175). The range chooses between octave-equivalent readings of the same pulse; it never moves a value to a boundary or to an octave the audio does not support.</w:t>
       </w:r>
     </w:p>
     <w:p>
@@ -235,7 +235,7 @@
         <w:t xml:space="preserve">No detectable beat or silence: </w:t>
       </w:r>
       <w:r>
-        <w:t>A non-positive estimate is not doubled; the final clamp resolves it to the configured minimum.</w:t>
+        <w:t>A file with no discernible beat, or one that is effectively silent, is reported as [SKIP] and left untagged.</w:t>
       </w:r>
     </w:p>
     <w:p>
@@ -331,7 +331,7 @@
     </w:p>
     <w:p>
       <w:r>
-        <w:t>BPM Analyzer does not treat an out-of-range detection as a skip: the detector clamps the value into the configured range. Skips and errors in the summary are therefore reserved for processing infrastructure outcomes rather than tempo values outside the range.</w:t>
+        <w:t>BPM Analyzer does not treat an out-of-range detection as a skip: the value is tagged as measured and its line names the configured range. Skips are reserved for files with no discernible beat, and errors for files that could not be read.</w:t>
       </w:r>
     </w:p>
     <w:p>
@@ -487,7 +487,7 @@
         <w:t xml:space="preserve">Results seem too high or low: </w:t>
       </w:r>
       <w:r>
-        <w:t>Check the configured range for octave expectations and increase analysis duration for more context.</w:t>
+        <w:t>The tool reports the metrical level it measures; a consistent doubling or halving across a folder is a range question, so widen the range and increase analysis duration for more context.</w:t>
       </w:r>
     </w:p>
     <w:p>

--- a/user_guides/individual_programs/bpm_analyzer/BPM_Analyzer_User_Guide.docx
+++ b/user_guides/individual_programs/bpm_analyzer/BPM_Analyzer_User_Guide.docx
@@ -335,6 +335,11 @@
       </w:r>
     </w:p>
     <w:p>
+      <w:r>
+        <w:t>When any file lands outside the range, the Results summary and the run log add an Outside BPM range line, for example 1 of 12 tracks (band 75-175), and the Master Driver's batch note reports the same count after the step.</w:t>
+      </w:r>
+    </w:p>
+    <w:p>
       <w:pPr>
         <w:pStyle w:val="Heading1"/>
       </w:pPr>
@@ -394,7 +399,12 @@
     </w:p>
     <w:p>
       <w:r>
-        <w:t>The registered command is bpm. CLI defaults differ from the GUI defaults: the CLI defaults to 60-200 BPM and 30 seconds. Examples:</w:t>
+        <w:t>The registered command is bpm. Its BPM range defaults to 75-175, the same as the GUI, while the analysis duration defaults to 30 seconds rather than the GUI's 90. Examples:</w:t>
+      </w:r>
+    </w:p>
+    <w:p>
+      <w:r>
+        <w:t>With --json the payload carries outside_range_files: one record per file whose tempo landed outside the range, each with the filename, the measured BPM and the band that was configured.</w:t>
       </w:r>
     </w:p>
     <w:p>
